--- a/docs/ballpark/bathroom-intake-sheet.docx
+++ b/docs/ballpark/bathroom-intake-sheet.docx
@@ -1379,7 +1379,7 @@
                 <w:sz w:val="15"/>
                 <w:szCs w:val="15"/>
               </w:rPr>
-              <w:t xml:space="preserve">{Full Gut}</w:t>
+              <w:t xml:space="preserve">{Bath Full Gut}</w:t>
             </w:r>
           </w:p>
         </w:tc>
@@ -1491,7 +1491,7 @@
                 <w:sz w:val="15"/>
                 <w:szCs w:val="15"/>
               </w:rPr>
-              <w:t xml:space="preserve">{Walls Moved}</w:t>
+              <w:t xml:space="preserve">{Bath Walls Moved}</w:t>
             </w:r>
           </w:p>
         </w:tc>
@@ -1603,7 +1603,7 @@
                 <w:sz w:val="15"/>
                 <w:szCs w:val="15"/>
               </w:rPr>
-              <w:t xml:space="preserve">{Dumpster Loads}</w:t>
+              <w:t xml:space="preserve">{Bath Dumpster Loads}</w:t>
             </w:r>
           </w:p>
         </w:tc>
@@ -1857,7 +1857,7 @@
                 <w:sz w:val="15"/>
                 <w:szCs w:val="15"/>
               </w:rPr>
-              <w:t xml:space="preserve">{Walk-In Shower}</w:t>
+              <w:t xml:space="preserve">{Bath Walk-In Shower}</w:t>
             </w:r>
           </w:p>
         </w:tc>
@@ -1969,7 +1969,7 @@
                 <w:sz w:val="15"/>
                 <w:szCs w:val="15"/>
               </w:rPr>
-              <w:t xml:space="preserve">{Tub Shower Combo}</w:t>
+              <w:t xml:space="preserve">{Bath Tub Shower Combo}</w:t>
             </w:r>
           </w:p>
         </w:tc>
@@ -2081,7 +2081,7 @@
                 <w:sz w:val="15"/>
                 <w:szCs w:val="15"/>
               </w:rPr>
-              <w:t xml:space="preserve">{Grab Bars}</w:t>
+              <w:t xml:space="preserve">{Bath Grab Bars}</w:t>
             </w:r>
           </w:p>
         </w:tc>
@@ -2433,7 +2433,7 @@
                 <w:sz w:val="15"/>
                 <w:szCs w:val="15"/>
               </w:rPr>
-              <w:t xml:space="preserve">{Fixtures Replaced}</w:t>
+              <w:t xml:space="preserve">{Bath Fixtures Replaced}</w:t>
             </w:r>
           </w:p>
         </w:tc>
@@ -2545,7 +2545,7 @@
                 <w:sz w:val="15"/>
                 <w:szCs w:val="15"/>
               </w:rPr>
-              <w:t xml:space="preserve">{Fixtures Relocated}</w:t>
+              <w:t xml:space="preserve">{Bath Fixtures Relocated}</w:t>
             </w:r>
           </w:p>
         </w:tc>
@@ -2657,7 +2657,7 @@
                 <w:sz w:val="15"/>
                 <w:szCs w:val="15"/>
               </w:rPr>
-              <w:t xml:space="preserve">{HVAC Work}</w:t>
+              <w:t xml:space="preserve">{Bath HVAC Work}</w:t>
             </w:r>
           </w:p>
         </w:tc>
@@ -3009,7 +3009,7 @@
                 <w:sz w:val="15"/>
                 <w:szCs w:val="15"/>
               </w:rPr>
-              <w:t xml:space="preserve">{Vanity Length}</w:t>
+              <w:t xml:space="preserve">{Bath Vanity Length}</w:t>
             </w:r>
           </w:p>
         </w:tc>
@@ -3121,7 +3121,7 @@
                 <w:sz w:val="15"/>
                 <w:szCs w:val="15"/>
               </w:rPr>
-              <w:t xml:space="preserve">{Vanity Sinks}</w:t>
+              <w:t xml:space="preserve">{Bath Vanity Sinks}</w:t>
             </w:r>
           </w:p>
         </w:tc>
@@ -3233,7 +3233,7 @@
                 <w:sz w:val="15"/>
                 <w:szCs w:val="15"/>
               </w:rPr>
-              <w:t xml:space="preserve">{Toilets}</w:t>
+              <w:t xml:space="preserve">{Bath Toilets}</w:t>
             </w:r>
           </w:p>
         </w:tc>
@@ -3487,7 +3487,7 @@
                 <w:sz w:val="15"/>
                 <w:szCs w:val="15"/>
               </w:rPr>
-              <w:t xml:space="preserve">{New Flooring Area}</w:t>
+              <w:t xml:space="preserve">{Bath New Flooring Area}</w:t>
             </w:r>
           </w:p>
         </w:tc>
@@ -3599,7 +3599,7 @@
                 <w:sz w:val="15"/>
                 <w:szCs w:val="15"/>
               </w:rPr>
-              <w:t xml:space="preserve">{Subfloor Repair Area}</w:t>
+              <w:t xml:space="preserve">{Bath Subfloor Repair Area}</w:t>
             </w:r>
           </w:p>
         </w:tc>
@@ -3853,7 +3853,7 @@
                 <w:sz w:val="15"/>
                 <w:szCs w:val="15"/>
               </w:rPr>
-              <w:t xml:space="preserve">{Exhaust Fan}</w:t>
+              <w:t xml:space="preserve">{Bath Exhaust Fan}</w:t>
             </w:r>
           </w:p>
         </w:tc>
@@ -3965,7 +3965,7 @@
                 <w:sz w:val="15"/>
                 <w:szCs w:val="15"/>
               </w:rPr>
-              <w:t xml:space="preserve">{Light Fixtures}</w:t>
+              <w:t xml:space="preserve">{Bath Light Fixtures}</w:t>
             </w:r>
           </w:p>
         </w:tc>
@@ -4077,7 +4077,7 @@
                 <w:sz w:val="15"/>
                 <w:szCs w:val="15"/>
               </w:rPr>
-              <w:t xml:space="preserve">{Recessed Lights}</w:t>
+              <w:t xml:space="preserve">{Bath Recessed Lights}</w:t>
             </w:r>
           </w:p>
         </w:tc>
@@ -4189,7 +4189,7 @@
                 <w:sz w:val="15"/>
                 <w:szCs w:val="15"/>
               </w:rPr>
-              <w:t xml:space="preserve">{Circuits Added}</w:t>
+              <w:t xml:space="preserve">{Bath Circuits Added}</w:t>
             </w:r>
           </w:p>
         </w:tc>
@@ -4443,7 +4443,7 @@
                 <w:sz w:val="15"/>
                 <w:szCs w:val="15"/>
               </w:rPr>
-              <w:t xml:space="preserve">{Interior Doors}</w:t>
+              <w:t xml:space="preserve">{Bath Interior Doors}</w:t>
             </w:r>
           </w:p>
         </w:tc>
@@ -4555,7 +4555,7 @@
                 <w:sz w:val="15"/>
                 <w:szCs w:val="15"/>
               </w:rPr>
-              <w:t xml:space="preserve">{Pocket Doors}</w:t>
+              <w:t xml:space="preserve">{Bath Pocket Doors}</w:t>
             </w:r>
           </w:p>
         </w:tc>
@@ -4667,7 +4667,7 @@
                 <w:sz w:val="15"/>
                 <w:szCs w:val="15"/>
               </w:rPr>
-              <w:t xml:space="preserve">{Travel Hours}</w:t>
+              <w:t xml:space="preserve">{Bath Travel Hours}</w:t>
             </w:r>
           </w:p>
         </w:tc>
@@ -5461,8 +5461,8 @@
             <w:r>
               <w:rPr>
                 <w:rFonts w:ascii="Arial" w:cs="Arial" w:eastAsia="Arial" w:hAnsi="Arial"/>
-                <w:sz w:val="22"/>
-                <w:szCs w:val="22"/>
+                <w:sz w:val="18"/>
+                <w:szCs w:val="18"/>
               </w:rPr>
               <w:t xml:space="preserve">$</w:t>
             </w:r>

--- a/docs/ballpark/bathroom-intake-sheet.docx
+++ b/docs/ballpark/bathroom-intake-sheet.docx
@@ -4212,7 +4212,7 @@
           <w:sz w:val="20"/>
           <w:szCs w:val="20"/>
         </w:rPr>
-        <w:t xml:space="preserve">8  Doors and travel</w:t>
+        <w:t xml:space="preserve">8  Doors, travel and permit</w:t>
       </w:r>
     </w:p>
     <w:tbl>
@@ -4592,7 +4592,7 @@
                 <w:sz w:val="17"/>
                 <w:szCs w:val="17"/>
               </w:rPr>
-              <w:t xml:space="preserve">Travel hours</w:t>
+              <w:t xml:space="preserve">Service zone and permit</w:t>
             </w:r>
           </w:p>
         </w:tc>
@@ -4623,7 +4623,7 @@
                 <w:sz w:val="17"/>
                 <w:szCs w:val="17"/>
               </w:rPr>
-              <w:t xml:space="preserve">_______</w:t>
+              <w:t xml:space="preserve">Zone ☐1 ☐2 ☐3 ☐Ext.   Permit: __________</w:t>
             </w:r>
           </w:p>
         </w:tc>
@@ -4653,7 +4653,7 @@
                 <w:sz w:val="16"/>
                 <w:szCs w:val="16"/>
               </w:rPr>
-              <w:t xml:space="preserve">Only when the job is past the standard service zone. Ask the CGM for the number.</w:t>
+              <w:t xml:space="preserve">Zone from the job in JobTread; Zone 1 adds no travel; Extended: enter 4 and flag it. Permit: city or township; the estimator enters the fee.</w:t>
             </w:r>
           </w:p>
           <w:p>
@@ -4667,7 +4667,7 @@
                 <w:sz w:val="15"/>
                 <w:szCs w:val="15"/>
               </w:rPr>
-              <w:t xml:space="preserve">{Bath Travel Hours}</w:t>
+              <w:t xml:space="preserve">{Bath Service Zone}  {Bath Permit Fee}</w:t>
             </w:r>
           </w:p>
         </w:tc>
@@ -5620,35 +5620,6 @@
       <w:tblGrid>
         <w:gridCol w:w="11520"/>
       </w:tblGrid>
-      <w:tr>
-        <w:trPr>
-          <w:trHeight w:val="380" w:hRule="atLeast"/>
-        </w:trPr>
-        <w:tc>
-          <w:tcPr>
-            <w:tcW w:type="dxa" w:w="11520"/>
-            <w:tcBorders>
-              <w:top w:val="none" w:color="FFFFFF" w:sz="0"/>
-              <w:left w:val="none" w:color="FFFFFF" w:sz="0"/>
-              <w:bottom w:val="single" w:color="A6A6A6" w:sz="4"/>
-              <w:right w:val="none" w:color="FFFFFF" w:sz="0"/>
-            </w:tcBorders>
-          </w:tcPr>
-          <w:p>
-            <w:pPr>
-              <w:spacing w:after="40" w:before="0"/>
-            </w:pPr>
-            <w:r>
-              <w:rPr>
-                <w:rFonts w:ascii="Arial" w:cs="Arial" w:eastAsia="Arial" w:hAnsi="Arial"/>
-                <w:sz w:val="18"/>
-                <w:szCs w:val="18"/>
-              </w:rPr>
-              <w:t xml:space="preserve"> </w:t>
-            </w:r>
-          </w:p>
-        </w:tc>
-      </w:tr>
       <w:tr>
         <w:trPr>
           <w:trHeight w:val="380" w:hRule="atLeast"/>
